--- a/manuals/logs/frist_sampling_decision_log.docx
+++ b/manuals/logs/frist_sampling_decision_log.docx
@@ -53,13 +53,7 @@
         <w:t>r/Anxiety</w:t>
       </w:r>
     </w:p>
-    <w:p>
-      <w:pPr>
-        <w:rPr>
-          <w:rFonts w:hint="eastAsia"/>
-        </w:rPr>
-      </w:pPr>
-    </w:p>
+    <w:p/>
     <w:tbl>
       <w:tblPr>
         <w:tblStyle w:val="af1"/>
@@ -103,7 +97,6 @@
           <w:p>
             <w:pPr>
               <w:rPr>
-                <w:rFonts w:hint="eastAsia"/>
                 <w:b/>
                 <w:bCs/>
               </w:rPr>
@@ -114,23 +107,7 @@
                 <w:b/>
                 <w:bCs/>
               </w:rPr>
-              <w:t xml:space="preserve">(timeframe </w:t>
-            </w:r>
-            <w:r>
-              <w:rPr>
-                <w:rFonts w:hint="eastAsia"/>
-                <w:b/>
-                <w:bCs/>
-              </w:rPr>
-              <w:t>x type</w:t>
-            </w:r>
-            <w:r>
-              <w:rPr>
-                <w:rFonts w:hint="eastAsia"/>
-                <w:b/>
-                <w:bCs/>
-              </w:rPr>
-              <w:t xml:space="preserve"> x source)</w:t>
+              <w:t>(timeframe x type x source)</w:t>
             </w:r>
           </w:p>
         </w:tc>
@@ -142,7 +119,6 @@
           <w:p>
             <w:pPr>
               <w:rPr>
-                <w:rFonts w:hint="eastAsia"/>
                 <w:b/>
                 <w:bCs/>
               </w:rPr>
@@ -165,7 +141,6 @@
           <w:p>
             <w:pPr>
               <w:rPr>
-                <w:rFonts w:hint="eastAsia"/>
                 <w:b/>
                 <w:bCs/>
               </w:rPr>
@@ -194,11 +169,6 @@
             <w:tcW w:w="3116" w:type="dxa"/>
           </w:tcPr>
           <w:p>
-            <w:pPr>
-              <w:rPr>
-                <w:rFonts w:hint="eastAsia"/>
-              </w:rPr>
-            </w:pPr>
             <w:r>
               <w:rPr>
                 <w:rFonts w:hint="eastAsia"/>
@@ -218,11 +188,6 @@
             <w:tcW w:w="3117" w:type="dxa"/>
           </w:tcPr>
           <w:p>
-            <w:pPr>
-              <w:rPr>
-                <w:rFonts w:hint="eastAsia"/>
-              </w:rPr>
-            </w:pPr>
             <w:r>
               <w:rPr>
                 <w:rFonts w:hint="eastAsia"/>
@@ -236,11 +201,6 @@
             <w:tcW w:w="3117" w:type="dxa"/>
           </w:tcPr>
           <w:p>
-            <w:pPr>
-              <w:rPr>
-                <w:rFonts w:hint="eastAsia"/>
-              </w:rPr>
-            </w:pPr>
             <w:r>
               <w:rPr>
                 <w:rFonts w:hint="eastAsia"/>
@@ -256,11 +216,6 @@
             <w:tcW w:w="3116" w:type="dxa"/>
           </w:tcPr>
           <w:p>
-            <w:pPr>
-              <w:rPr>
-                <w:rFonts w:hint="eastAsia"/>
-              </w:rPr>
-            </w:pPr>
             <w:r>
               <w:rPr>
                 <w:rFonts w:hint="eastAsia"/>
@@ -274,11 +229,6 @@
             <w:tcW w:w="3117" w:type="dxa"/>
           </w:tcPr>
           <w:p>
-            <w:pPr>
-              <w:rPr>
-                <w:rFonts w:hint="eastAsia"/>
-              </w:rPr>
-            </w:pPr>
             <w:r>
               <w:rPr>
                 <w:rFonts w:hint="eastAsia"/>
@@ -292,11 +242,6 @@
             <w:tcW w:w="3117" w:type="dxa"/>
           </w:tcPr>
           <w:p>
-            <w:pPr>
-              <w:rPr>
-                <w:rFonts w:hint="eastAsia"/>
-              </w:rPr>
-            </w:pPr>
             <w:r>
               <w:rPr>
                 <w:rFonts w:hint="eastAsia"/>
@@ -312,11 +257,6 @@
             <w:tcW w:w="3116" w:type="dxa"/>
           </w:tcPr>
           <w:p>
-            <w:pPr>
-              <w:rPr>
-                <w:rFonts w:hint="eastAsia"/>
-              </w:rPr>
-            </w:pPr>
             <w:r>
               <w:rPr>
                 <w:rFonts w:hint="eastAsia"/>
@@ -330,11 +270,6 @@
             <w:tcW w:w="3117" w:type="dxa"/>
           </w:tcPr>
           <w:p>
-            <w:pPr>
-              <w:rPr>
-                <w:rFonts w:hint="eastAsia"/>
-              </w:rPr>
-            </w:pPr>
             <w:r>
               <w:rPr>
                 <w:rFonts w:hint="eastAsia"/>
@@ -348,11 +283,6 @@
             <w:tcW w:w="3117" w:type="dxa"/>
           </w:tcPr>
           <w:p>
-            <w:pPr>
-              <w:rPr>
-                <w:rFonts w:hint="eastAsia"/>
-              </w:rPr>
-            </w:pPr>
             <w:r>
               <w:rPr>
                 <w:rFonts w:hint="eastAsia"/>
@@ -368,11 +298,6 @@
             <w:tcW w:w="3116" w:type="dxa"/>
           </w:tcPr>
           <w:p>
-            <w:pPr>
-              <w:rPr>
-                <w:rFonts w:hint="eastAsia"/>
-              </w:rPr>
-            </w:pPr>
             <w:r>
               <w:rPr>
                 <w:rFonts w:hint="eastAsia"/>
@@ -386,11 +311,6 @@
             <w:tcW w:w="3117" w:type="dxa"/>
           </w:tcPr>
           <w:p>
-            <w:pPr>
-              <w:rPr>
-                <w:rFonts w:hint="eastAsia"/>
-              </w:rPr>
-            </w:pPr>
             <w:r>
               <w:rPr>
                 <w:rFonts w:hint="eastAsia"/>
@@ -404,11 +324,6 @@
             <w:tcW w:w="3117" w:type="dxa"/>
           </w:tcPr>
           <w:p>
-            <w:pPr>
-              <w:rPr>
-                <w:rFonts w:hint="eastAsia"/>
-              </w:rPr>
-            </w:pPr>
             <w:r>
               <w:rPr>
                 <w:rFonts w:hint="eastAsia"/>
@@ -424,11 +339,6 @@
             <w:tcW w:w="3116" w:type="dxa"/>
           </w:tcPr>
           <w:p>
-            <w:pPr>
-              <w:rPr>
-                <w:rFonts w:hint="eastAsia"/>
-              </w:rPr>
-            </w:pPr>
             <w:r>
               <w:rPr>
                 <w:rFonts w:hint="eastAsia"/>
@@ -442,11 +352,6 @@
             <w:tcW w:w="3117" w:type="dxa"/>
           </w:tcPr>
           <w:p>
-            <w:pPr>
-              <w:rPr>
-                <w:rFonts w:hint="eastAsia"/>
-              </w:rPr>
-            </w:pPr>
             <w:r>
               <w:rPr>
                 <w:rFonts w:hint="eastAsia"/>
@@ -460,11 +365,6 @@
             <w:tcW w:w="3117" w:type="dxa"/>
           </w:tcPr>
           <w:p>
-            <w:pPr>
-              <w:rPr>
-                <w:rFonts w:hint="eastAsia"/>
-              </w:rPr>
-            </w:pPr>
             <w:r>
               <w:rPr>
                 <w:rFonts w:hint="eastAsia"/>
@@ -475,13 +375,7 @@
         </w:tc>
       </w:tr>
     </w:tbl>
-    <w:p>
-      <w:pPr>
-        <w:rPr>
-          <w:rFonts w:hint="eastAsia"/>
-        </w:rPr>
-      </w:pPr>
-    </w:p>
+    <w:p/>
     <w:p>
       <w:pPr>
         <w:pStyle w:val="2"/>
@@ -537,7 +431,6 @@
           <w:p>
             <w:pPr>
               <w:rPr>
-                <w:rFonts w:hint="eastAsia"/>
                 <w:b/>
                 <w:bCs/>
               </w:rPr>
@@ -560,7 +453,6 @@
           <w:p>
             <w:pPr>
               <w:rPr>
-                <w:rFonts w:hint="eastAsia"/>
                 <w:b/>
                 <w:bCs/>
               </w:rPr>
@@ -583,7 +475,6 @@
           <w:p>
             <w:pPr>
               <w:rPr>
-                <w:rFonts w:hint="eastAsia"/>
                 <w:b/>
                 <w:bCs/>
               </w:rPr>
@@ -612,22 +503,11 @@
             <w:tcW w:w="3116" w:type="dxa"/>
           </w:tcPr>
           <w:p>
-            <w:pPr>
-              <w:rPr>
-                <w:rFonts w:hint="eastAsia"/>
-              </w:rPr>
-            </w:pPr>
-            <w:r>
-              <w:rPr>
-                <w:rFonts w:hint="eastAsia"/>
-              </w:rPr>
-              <w:t xml:space="preserve">Habitual x CO </w:t>
-            </w:r>
-            <w:r>
-              <w:rPr>
-                <w:rFonts w:hint="eastAsia"/>
-              </w:rPr>
-              <w:t>x Primary</w:t>
+            <w:r>
+              <w:rPr>
+                <w:rFonts w:hint="eastAsia"/>
+              </w:rPr>
+              <w:t>Habitual x CO x Primary</w:t>
             </w:r>
           </w:p>
         </w:tc>
@@ -636,22 +516,11 @@
             <w:tcW w:w="3117" w:type="dxa"/>
           </w:tcPr>
           <w:p>
-            <w:pPr>
-              <w:rPr>
-                <w:rFonts w:hint="eastAsia"/>
-              </w:rPr>
-            </w:pPr>
-            <w:r>
-              <w:rPr>
-                <w:rFonts w:hint="eastAsia"/>
-              </w:rPr>
-              <w:t>8</w:t>
-            </w:r>
-            <w:r>
-              <w:rPr>
-                <w:rFonts w:hint="eastAsia"/>
-              </w:rPr>
-              <w:t>%</w:t>
+            <w:r>
+              <w:rPr>
+                <w:rFonts w:hint="eastAsia"/>
+              </w:rPr>
+              <w:t>8%</w:t>
             </w:r>
           </w:p>
         </w:tc>
@@ -660,22 +529,11 @@
             <w:tcW w:w="3117" w:type="dxa"/>
           </w:tcPr>
           <w:p>
-            <w:pPr>
-              <w:rPr>
-                <w:rFonts w:hint="eastAsia"/>
-              </w:rPr>
-            </w:pPr>
-            <w:r>
-              <w:rPr>
-                <w:rFonts w:hint="eastAsia"/>
-              </w:rPr>
-              <w:t>36.2</w:t>
-            </w:r>
-            <w:r>
-              <w:rPr>
-                <w:rFonts w:hint="eastAsia"/>
-              </w:rPr>
-              <w:t>%</w:t>
+            <w:r>
+              <w:rPr>
+                <w:rFonts w:hint="eastAsia"/>
+              </w:rPr>
+              <w:t>36.2%</w:t>
             </w:r>
           </w:p>
         </w:tc>
@@ -689,28 +547,11 @@
             <w:tcW w:w="3116" w:type="dxa"/>
           </w:tcPr>
           <w:p>
-            <w:pPr>
-              <w:rPr>
-                <w:rFonts w:hint="eastAsia"/>
-              </w:rPr>
-            </w:pPr>
-            <w:r>
-              <w:rPr>
-                <w:rFonts w:hint="eastAsia"/>
-              </w:rPr>
-              <w:t xml:space="preserve">Habitual x </w:t>
-            </w:r>
-            <w:r>
-              <w:rPr>
-                <w:rFonts w:hint="eastAsia"/>
-              </w:rPr>
-              <w:t>VE</w:t>
-            </w:r>
-            <w:r>
-              <w:rPr>
-                <w:rFonts w:hint="eastAsia"/>
-              </w:rPr>
-              <w:t xml:space="preserve"> x Primary</w:t>
+            <w:r>
+              <w:rPr>
+                <w:rFonts w:hint="eastAsia"/>
+              </w:rPr>
+              <w:t>Habitual x VE x Primary</w:t>
             </w:r>
           </w:p>
         </w:tc>
@@ -719,28 +560,11 @@
             <w:tcW w:w="3117" w:type="dxa"/>
           </w:tcPr>
           <w:p>
-            <w:pPr>
-              <w:rPr>
-                <w:rFonts w:hint="eastAsia"/>
-              </w:rPr>
-            </w:pPr>
-            <w:r>
-              <w:rPr>
-                <w:rFonts w:hint="eastAsia"/>
-              </w:rPr>
-              <w:t>1.</w:t>
-            </w:r>
-            <w:r>
-              <w:rPr>
-                <w:rFonts w:hint="eastAsia"/>
-              </w:rPr>
-              <w:t>8</w:t>
-            </w:r>
-            <w:r>
-              <w:rPr>
-                <w:rFonts w:hint="eastAsia"/>
-              </w:rPr>
-              <w:t>%</w:t>
+            <w:r>
+              <w:rPr>
+                <w:rFonts w:hint="eastAsia"/>
+              </w:rPr>
+              <w:t>1.8%</w:t>
             </w:r>
           </w:p>
         </w:tc>
@@ -749,28 +573,11 @@
             <w:tcW w:w="3117" w:type="dxa"/>
           </w:tcPr>
           <w:p>
-            <w:pPr>
-              <w:rPr>
-                <w:rFonts w:hint="eastAsia"/>
-              </w:rPr>
-            </w:pPr>
-            <w:r>
-              <w:rPr>
-                <w:rFonts w:hint="eastAsia"/>
-              </w:rPr>
-              <w:t>8.</w:t>
-            </w:r>
-            <w:r>
-              <w:rPr>
-                <w:rFonts w:hint="eastAsia"/>
-              </w:rPr>
-              <w:t>2</w:t>
-            </w:r>
-            <w:r>
-              <w:rPr>
-                <w:rFonts w:hint="eastAsia"/>
-              </w:rPr>
-              <w:t>%</w:t>
+            <w:r>
+              <w:rPr>
+                <w:rFonts w:hint="eastAsia"/>
+              </w:rPr>
+              <w:t>8.2%</w:t>
             </w:r>
           </w:p>
         </w:tc>
@@ -845,7 +652,6 @@
           <w:p>
             <w:pPr>
               <w:rPr>
-                <w:rFonts w:hint="eastAsia"/>
                 <w:b/>
                 <w:bCs/>
               </w:rPr>
@@ -868,7 +674,6 @@
           <w:p>
             <w:pPr>
               <w:rPr>
-                <w:rFonts w:hint="eastAsia"/>
                 <w:b/>
                 <w:bCs/>
               </w:rPr>
@@ -891,7 +696,6 @@
           <w:p>
             <w:pPr>
               <w:rPr>
-                <w:rFonts w:hint="eastAsia"/>
                 <w:b/>
                 <w:bCs/>
               </w:rPr>
@@ -920,11 +724,6 @@
             <w:tcW w:w="3116" w:type="dxa"/>
           </w:tcPr>
           <w:p>
-            <w:pPr>
-              <w:rPr>
-                <w:rFonts w:hint="eastAsia"/>
-              </w:rPr>
-            </w:pPr>
             <w:r>
               <w:rPr>
                 <w:rFonts w:hint="eastAsia"/>
@@ -938,22 +737,11 @@
             <w:tcW w:w="3117" w:type="dxa"/>
           </w:tcPr>
           <w:p>
-            <w:pPr>
-              <w:rPr>
-                <w:rFonts w:hint="eastAsia"/>
-              </w:rPr>
-            </w:pPr>
-            <w:r>
-              <w:rPr>
-                <w:rFonts w:hint="eastAsia"/>
-              </w:rPr>
-              <w:t>3.9</w:t>
-            </w:r>
-            <w:r>
-              <w:rPr>
-                <w:rFonts w:hint="eastAsia"/>
-              </w:rPr>
-              <w:t>%</w:t>
+            <w:r>
+              <w:rPr>
+                <w:rFonts w:hint="eastAsia"/>
+              </w:rPr>
+              <w:t>3.9%</w:t>
             </w:r>
           </w:p>
         </w:tc>
@@ -962,22 +750,11 @@
             <w:tcW w:w="3117" w:type="dxa"/>
           </w:tcPr>
           <w:p>
-            <w:pPr>
-              <w:rPr>
-                <w:rFonts w:hint="eastAsia"/>
-              </w:rPr>
-            </w:pPr>
-            <w:r>
-              <w:rPr>
-                <w:rFonts w:hint="eastAsia"/>
-              </w:rPr>
-              <w:t>16</w:t>
-            </w:r>
-            <w:r>
-              <w:rPr>
-                <w:rFonts w:hint="eastAsia"/>
-              </w:rPr>
-              <w:t>%</w:t>
+            <w:r>
+              <w:rPr>
+                <w:rFonts w:hint="eastAsia"/>
+              </w:rPr>
+              <w:t>16%</w:t>
             </w:r>
           </w:p>
         </w:tc>
@@ -991,28 +768,11 @@
             <w:tcW w:w="3116" w:type="dxa"/>
           </w:tcPr>
           <w:p>
-            <w:pPr>
-              <w:rPr>
-                <w:rFonts w:hint="eastAsia"/>
-              </w:rPr>
-            </w:pPr>
-            <w:r>
-              <w:rPr>
-                <w:rFonts w:hint="eastAsia"/>
-              </w:rPr>
-              <w:t xml:space="preserve">Habitual x </w:t>
-            </w:r>
-            <w:r>
-              <w:rPr>
-                <w:rFonts w:hint="eastAsia"/>
-              </w:rPr>
-              <w:t>TA</w:t>
-            </w:r>
-            <w:r>
-              <w:rPr>
-                <w:rFonts w:hint="eastAsia"/>
-              </w:rPr>
-              <w:t xml:space="preserve"> x Primary</w:t>
+            <w:r>
+              <w:rPr>
+                <w:rFonts w:hint="eastAsia"/>
+              </w:rPr>
+              <w:t>Habitual x TA x Primary</w:t>
             </w:r>
           </w:p>
         </w:tc>
@@ -1021,22 +781,11 @@
             <w:tcW w:w="3117" w:type="dxa"/>
           </w:tcPr>
           <w:p>
-            <w:pPr>
-              <w:rPr>
-                <w:rFonts w:hint="eastAsia"/>
-              </w:rPr>
-            </w:pPr>
-            <w:r>
-              <w:rPr>
-                <w:rFonts w:hint="eastAsia"/>
-              </w:rPr>
-              <w:t>1.4</w:t>
-            </w:r>
-            <w:r>
-              <w:rPr>
-                <w:rFonts w:hint="eastAsia"/>
-              </w:rPr>
-              <w:t>%</w:t>
+            <w:r>
+              <w:rPr>
+                <w:rFonts w:hint="eastAsia"/>
+              </w:rPr>
+              <w:t>1.4%</w:t>
             </w:r>
           </w:p>
         </w:tc>
@@ -1045,22 +794,11 @@
             <w:tcW w:w="3117" w:type="dxa"/>
           </w:tcPr>
           <w:p>
-            <w:pPr>
-              <w:rPr>
-                <w:rFonts w:hint="eastAsia"/>
-              </w:rPr>
-            </w:pPr>
-            <w:r>
-              <w:rPr>
-                <w:rFonts w:hint="eastAsia"/>
-              </w:rPr>
-              <w:t>5.6</w:t>
-            </w:r>
-            <w:r>
-              <w:rPr>
-                <w:rFonts w:hint="eastAsia"/>
-              </w:rPr>
-              <w:t>%</w:t>
+            <w:r>
+              <w:rPr>
+                <w:rFonts w:hint="eastAsia"/>
+              </w:rPr>
+              <w:t>5.6%</w:t>
             </w:r>
           </w:p>
         </w:tc>
@@ -1074,28 +812,11 @@
             <w:tcW w:w="3116" w:type="dxa"/>
           </w:tcPr>
           <w:p>
-            <w:pPr>
-              <w:rPr>
-                <w:rFonts w:hint="eastAsia"/>
-              </w:rPr>
-            </w:pPr>
-            <w:r>
-              <w:rPr>
-                <w:rFonts w:hint="eastAsia"/>
-              </w:rPr>
-              <w:t xml:space="preserve">Habitual x </w:t>
-            </w:r>
-            <w:r>
-              <w:rPr>
-                <w:rFonts w:hint="eastAsia"/>
-              </w:rPr>
-              <w:t>VE</w:t>
-            </w:r>
-            <w:r>
-              <w:rPr>
-                <w:rFonts w:hint="eastAsia"/>
-              </w:rPr>
-              <w:t xml:space="preserve"> x Primary</w:t>
+            <w:r>
+              <w:rPr>
+                <w:rFonts w:hint="eastAsia"/>
+              </w:rPr>
+              <w:t>Habitual x VE x Primary</w:t>
             </w:r>
           </w:p>
         </w:tc>
@@ -1104,11 +825,6 @@
             <w:tcW w:w="3117" w:type="dxa"/>
           </w:tcPr>
           <w:p>
-            <w:pPr>
-              <w:rPr>
-                <w:rFonts w:hint="eastAsia"/>
-              </w:rPr>
-            </w:pPr>
             <w:r>
               <w:rPr>
                 <w:rFonts w:hint="eastAsia"/>
@@ -1122,11 +838,6 @@
             <w:tcW w:w="3117" w:type="dxa"/>
           </w:tcPr>
           <w:p>
-            <w:pPr>
-              <w:rPr>
-                <w:rFonts w:hint="eastAsia"/>
-              </w:rPr>
-            </w:pPr>
             <w:r>
               <w:rPr>
                 <w:rFonts w:hint="eastAsia"/>
@@ -1193,7 +904,6 @@
           <w:p>
             <w:pPr>
               <w:rPr>
-                <w:rFonts w:hint="eastAsia"/>
                 <w:b/>
                 <w:bCs/>
               </w:rPr>
@@ -1216,7 +926,6 @@
           <w:p>
             <w:pPr>
               <w:rPr>
-                <w:rFonts w:hint="eastAsia"/>
                 <w:b/>
                 <w:bCs/>
               </w:rPr>
@@ -1239,7 +948,6 @@
           <w:p>
             <w:pPr>
               <w:rPr>
-                <w:rFonts w:hint="eastAsia"/>
                 <w:b/>
                 <w:bCs/>
               </w:rPr>
@@ -1268,28 +976,11 @@
             <w:tcW w:w="3116" w:type="dxa"/>
           </w:tcPr>
           <w:p>
-            <w:pPr>
-              <w:rPr>
-                <w:rFonts w:hint="eastAsia"/>
-              </w:rPr>
-            </w:pPr>
-            <w:r>
-              <w:rPr>
-                <w:rFonts w:hint="eastAsia"/>
-              </w:rPr>
-              <w:t xml:space="preserve">Habitual x </w:t>
-            </w:r>
-            <w:r>
-              <w:rPr>
-                <w:rFonts w:hint="eastAsia"/>
-              </w:rPr>
-              <w:t>TA</w:t>
-            </w:r>
-            <w:r>
-              <w:rPr>
-                <w:rFonts w:hint="eastAsia"/>
-              </w:rPr>
-              <w:t xml:space="preserve"> x Primary</w:t>
+            <w:r>
+              <w:rPr>
+                <w:rFonts w:hint="eastAsia"/>
+              </w:rPr>
+              <w:t>Habitual x TA x Primary</w:t>
             </w:r>
           </w:p>
         </w:tc>
@@ -1298,22 +989,11 @@
             <w:tcW w:w="3117" w:type="dxa"/>
           </w:tcPr>
           <w:p>
-            <w:pPr>
-              <w:rPr>
-                <w:rFonts w:hint="eastAsia"/>
-              </w:rPr>
-            </w:pPr>
-            <w:r>
-              <w:rPr>
-                <w:rFonts w:hint="eastAsia"/>
-              </w:rPr>
-              <w:t>1.4</w:t>
-            </w:r>
-            <w:r>
-              <w:rPr>
-                <w:rFonts w:hint="eastAsia"/>
-              </w:rPr>
-              <w:t>%</w:t>
+            <w:r>
+              <w:rPr>
+                <w:rFonts w:hint="eastAsia"/>
+              </w:rPr>
+              <w:t>1.4%</w:t>
             </w:r>
           </w:p>
         </w:tc>
@@ -1322,22 +1002,11 @@
             <w:tcW w:w="3117" w:type="dxa"/>
           </w:tcPr>
           <w:p>
-            <w:pPr>
-              <w:rPr>
-                <w:rFonts w:hint="eastAsia"/>
-              </w:rPr>
-            </w:pPr>
-            <w:r>
-              <w:rPr>
-                <w:rFonts w:hint="eastAsia"/>
-              </w:rPr>
-              <w:t>9.7</w:t>
-            </w:r>
-            <w:r>
-              <w:rPr>
-                <w:rFonts w:hint="eastAsia"/>
-              </w:rPr>
-              <w:t>%</w:t>
+            <w:r>
+              <w:rPr>
+                <w:rFonts w:hint="eastAsia"/>
+              </w:rPr>
+              <w:t>9.7%</w:t>
             </w:r>
           </w:p>
         </w:tc>
@@ -1351,22 +1020,11 @@
             <w:tcW w:w="3116" w:type="dxa"/>
           </w:tcPr>
           <w:p>
-            <w:pPr>
-              <w:rPr>
-                <w:rFonts w:hint="eastAsia"/>
-              </w:rPr>
-            </w:pPr>
-            <w:r>
-              <w:rPr>
-                <w:rFonts w:hint="eastAsia"/>
-              </w:rPr>
-              <w:t xml:space="preserve">Habitual x TA x </w:t>
-            </w:r>
-            <w:r>
-              <w:rPr>
-                <w:rFonts w:hint="eastAsia"/>
-              </w:rPr>
-              <w:t>Supplement</w:t>
+            <w:r>
+              <w:rPr>
+                <w:rFonts w:hint="eastAsia"/>
+              </w:rPr>
+              <w:t>Habitual x TA x Supplement</w:t>
             </w:r>
           </w:p>
         </w:tc>
@@ -1375,22 +1033,11 @@
             <w:tcW w:w="3117" w:type="dxa"/>
           </w:tcPr>
           <w:p>
-            <w:pPr>
-              <w:rPr>
-                <w:rFonts w:hint="eastAsia"/>
-              </w:rPr>
-            </w:pPr>
-            <w:r>
-              <w:rPr>
-                <w:rFonts w:hint="eastAsia"/>
-              </w:rPr>
-              <w:t>1.1</w:t>
-            </w:r>
-            <w:r>
-              <w:rPr>
-                <w:rFonts w:hint="eastAsia"/>
-              </w:rPr>
-              <w:t>%</w:t>
+            <w:r>
+              <w:rPr>
+                <w:rFonts w:hint="eastAsia"/>
+              </w:rPr>
+              <w:t>1.1%</w:t>
             </w:r>
           </w:p>
         </w:tc>
@@ -1399,22 +1046,11 @@
             <w:tcW w:w="3117" w:type="dxa"/>
           </w:tcPr>
           <w:p>
-            <w:pPr>
-              <w:rPr>
-                <w:rFonts w:hint="eastAsia"/>
-              </w:rPr>
-            </w:pPr>
-            <w:r>
-              <w:rPr>
-                <w:rFonts w:hint="eastAsia"/>
-              </w:rPr>
-              <w:t>7.3</w:t>
-            </w:r>
-            <w:r>
-              <w:rPr>
-                <w:rFonts w:hint="eastAsia"/>
-              </w:rPr>
-              <w:t>%</w:t>
+            <w:r>
+              <w:rPr>
+                <w:rFonts w:hint="eastAsia"/>
+              </w:rPr>
+              <w:t>7.3%</w:t>
             </w:r>
           </w:p>
         </w:tc>
@@ -1428,28 +1064,11 @@
             <w:tcW w:w="3116" w:type="dxa"/>
           </w:tcPr>
           <w:p>
-            <w:pPr>
-              <w:rPr>
-                <w:rFonts w:hint="eastAsia"/>
-              </w:rPr>
-            </w:pPr>
-            <w:r>
-              <w:rPr>
-                <w:rFonts w:hint="eastAsia"/>
-              </w:rPr>
-              <w:t xml:space="preserve">Habitual x </w:t>
-            </w:r>
-            <w:r>
-              <w:rPr>
-                <w:rFonts w:hint="eastAsia"/>
-              </w:rPr>
-              <w:t>CO</w:t>
-            </w:r>
-            <w:r>
-              <w:rPr>
-                <w:rFonts w:hint="eastAsia"/>
-              </w:rPr>
-              <w:t xml:space="preserve"> x Primary</w:t>
+            <w:r>
+              <w:rPr>
+                <w:rFonts w:hint="eastAsia"/>
+              </w:rPr>
+              <w:t>Habitual x CO x Primary</w:t>
             </w:r>
           </w:p>
         </w:tc>
@@ -1458,22 +1077,11 @@
             <w:tcW w:w="3117" w:type="dxa"/>
           </w:tcPr>
           <w:p>
-            <w:pPr>
-              <w:rPr>
-                <w:rFonts w:hint="eastAsia"/>
-              </w:rPr>
-            </w:pPr>
-            <w:r>
-              <w:rPr>
-                <w:rFonts w:hint="eastAsia"/>
-              </w:rPr>
-              <w:t>0.09</w:t>
-            </w:r>
-            <w:r>
-              <w:rPr>
-                <w:rFonts w:hint="eastAsia"/>
-              </w:rPr>
-              <w:t>%</w:t>
+            <w:r>
+              <w:rPr>
+                <w:rFonts w:hint="eastAsia"/>
+              </w:rPr>
+              <w:t>0.09%</w:t>
             </w:r>
           </w:p>
         </w:tc>
@@ -1482,22 +1090,11 @@
             <w:tcW w:w="3117" w:type="dxa"/>
           </w:tcPr>
           <w:p>
-            <w:pPr>
-              <w:rPr>
-                <w:rFonts w:hint="eastAsia"/>
-              </w:rPr>
-            </w:pPr>
-            <w:r>
-              <w:rPr>
-                <w:rFonts w:hint="eastAsia"/>
-              </w:rPr>
-              <w:t>6.6</w:t>
-            </w:r>
-            <w:r>
-              <w:rPr>
-                <w:rFonts w:hint="eastAsia"/>
-              </w:rPr>
-              <w:t>%</w:t>
+            <w:r>
+              <w:rPr>
+                <w:rFonts w:hint="eastAsia"/>
+              </w:rPr>
+              <w:t>6.6%</w:t>
             </w:r>
           </w:p>
         </w:tc>
@@ -1560,7 +1157,6 @@
           <w:p>
             <w:pPr>
               <w:rPr>
-                <w:rFonts w:hint="eastAsia"/>
                 <w:b/>
                 <w:bCs/>
               </w:rPr>
@@ -1583,7 +1179,6 @@
           <w:p>
             <w:pPr>
               <w:rPr>
-                <w:rFonts w:hint="eastAsia"/>
                 <w:b/>
                 <w:bCs/>
               </w:rPr>
@@ -1606,7 +1201,6 @@
           <w:p>
             <w:pPr>
               <w:rPr>
-                <w:rFonts w:hint="eastAsia"/>
                 <w:b/>
                 <w:bCs/>
               </w:rPr>
@@ -1635,11 +1229,6 @@
             <w:tcW w:w="3116" w:type="dxa"/>
           </w:tcPr>
           <w:p>
-            <w:pPr>
-              <w:rPr>
-                <w:rFonts w:hint="eastAsia"/>
-              </w:rPr>
-            </w:pPr>
             <w:r>
               <w:rPr>
                 <w:rFonts w:hint="eastAsia"/>
@@ -1653,22 +1242,11 @@
             <w:tcW w:w="3117" w:type="dxa"/>
           </w:tcPr>
           <w:p>
-            <w:pPr>
-              <w:rPr>
-                <w:rFonts w:hint="eastAsia"/>
-              </w:rPr>
-            </w:pPr>
-            <w:r>
-              <w:rPr>
-                <w:rFonts w:hint="eastAsia"/>
-              </w:rPr>
-              <w:t>3.3</w:t>
-            </w:r>
-            <w:r>
-              <w:rPr>
-                <w:rFonts w:hint="eastAsia"/>
-              </w:rPr>
-              <w:t>%</w:t>
+            <w:r>
+              <w:rPr>
+                <w:rFonts w:hint="eastAsia"/>
+              </w:rPr>
+              <w:t>3.3%</w:t>
             </w:r>
           </w:p>
         </w:tc>
@@ -1677,22 +1255,11 @@
             <w:tcW w:w="3117" w:type="dxa"/>
           </w:tcPr>
           <w:p>
-            <w:pPr>
-              <w:rPr>
-                <w:rFonts w:hint="eastAsia"/>
-              </w:rPr>
-            </w:pPr>
-            <w:r>
-              <w:rPr>
-                <w:rFonts w:hint="eastAsia"/>
-              </w:rPr>
-              <w:t>16</w:t>
-            </w:r>
-            <w:r>
-              <w:rPr>
-                <w:rFonts w:hint="eastAsia"/>
-              </w:rPr>
-              <w:t>.7%</w:t>
+            <w:r>
+              <w:rPr>
+                <w:rFonts w:hint="eastAsia"/>
+              </w:rPr>
+              <w:t>16.7%</w:t>
             </w:r>
           </w:p>
         </w:tc>
@@ -1706,22 +1273,11 @@
             <w:tcW w:w="3116" w:type="dxa"/>
           </w:tcPr>
           <w:p>
-            <w:pPr>
-              <w:rPr>
-                <w:rFonts w:hint="eastAsia"/>
-              </w:rPr>
-            </w:pPr>
-            <w:r>
-              <w:rPr>
-                <w:rFonts w:hint="eastAsia"/>
-              </w:rPr>
-              <w:t xml:space="preserve">Habitual x TA x </w:t>
-            </w:r>
-            <w:r>
-              <w:rPr>
-                <w:rFonts w:hint="eastAsia"/>
-              </w:rPr>
-              <w:t>NM</w:t>
+            <w:r>
+              <w:rPr>
+                <w:rFonts w:hint="eastAsia"/>
+              </w:rPr>
+              <w:t>Habitual x TA x NM</w:t>
             </w:r>
           </w:p>
         </w:tc>
@@ -1730,22 +1286,11 @@
             <w:tcW w:w="3117" w:type="dxa"/>
           </w:tcPr>
           <w:p>
-            <w:pPr>
-              <w:rPr>
-                <w:rFonts w:hint="eastAsia"/>
-              </w:rPr>
-            </w:pPr>
-            <w:r>
-              <w:rPr>
-                <w:rFonts w:hint="eastAsia"/>
-              </w:rPr>
-              <w:t>3.3</w:t>
-            </w:r>
-            <w:r>
-              <w:rPr>
-                <w:rFonts w:hint="eastAsia"/>
-              </w:rPr>
-              <w:t>%</w:t>
+            <w:r>
+              <w:rPr>
+                <w:rFonts w:hint="eastAsia"/>
+              </w:rPr>
+              <w:t>3.3%</w:t>
             </w:r>
           </w:p>
         </w:tc>
@@ -1754,22 +1299,11 @@
             <w:tcW w:w="3117" w:type="dxa"/>
           </w:tcPr>
           <w:p>
-            <w:pPr>
-              <w:rPr>
-                <w:rFonts w:hint="eastAsia"/>
-              </w:rPr>
-            </w:pPr>
-            <w:r>
-              <w:rPr>
-                <w:rFonts w:hint="eastAsia"/>
-              </w:rPr>
-              <w:t>16.5</w:t>
-            </w:r>
-            <w:r>
-              <w:rPr>
-                <w:rFonts w:hint="eastAsia"/>
-              </w:rPr>
-              <w:t>%</w:t>
+            <w:r>
+              <w:rPr>
+                <w:rFonts w:hint="eastAsia"/>
+              </w:rPr>
+              <w:t>16.5%</w:t>
             </w:r>
           </w:p>
         </w:tc>
@@ -1783,34 +1317,11 @@
             <w:tcW w:w="3116" w:type="dxa"/>
           </w:tcPr>
           <w:p>
-            <w:pPr>
-              <w:rPr>
-                <w:rFonts w:hint="eastAsia"/>
-              </w:rPr>
-            </w:pPr>
-            <w:r>
-              <w:rPr>
-                <w:rFonts w:hint="eastAsia"/>
-              </w:rPr>
-              <w:t xml:space="preserve">Habitual x </w:t>
-            </w:r>
-            <w:r>
-              <w:rPr>
-                <w:rFonts w:hint="eastAsia"/>
-              </w:rPr>
-              <w:t xml:space="preserve">SE </w:t>
-            </w:r>
-            <w:r>
-              <w:rPr>
-                <w:rFonts w:hint="eastAsia"/>
-              </w:rPr>
-              <w:t xml:space="preserve">x </w:t>
-            </w:r>
-            <w:r>
-              <w:rPr>
-                <w:rFonts w:hint="eastAsia"/>
-              </w:rPr>
-              <w:t>NM</w:t>
+            <w:r>
+              <w:rPr>
+                <w:rFonts w:hint="eastAsia"/>
+              </w:rPr>
+              <w:t>Habitual x SE x NM</w:t>
             </w:r>
           </w:p>
         </w:tc>
@@ -1819,22 +1330,11 @@
             <w:tcW w:w="3117" w:type="dxa"/>
           </w:tcPr>
           <w:p>
-            <w:pPr>
-              <w:rPr>
-                <w:rFonts w:hint="eastAsia"/>
-              </w:rPr>
-            </w:pPr>
-            <w:r>
-              <w:rPr>
-                <w:rFonts w:hint="eastAsia"/>
-              </w:rPr>
-              <w:t>1.</w:t>
-            </w:r>
-            <w:r>
-              <w:rPr>
-                <w:rFonts w:hint="eastAsia"/>
-              </w:rPr>
-              <w:t>9%</w:t>
+            <w:r>
+              <w:rPr>
+                <w:rFonts w:hint="eastAsia"/>
+              </w:rPr>
+              <w:t>1.9%</w:t>
             </w:r>
           </w:p>
         </w:tc>
@@ -1843,22 +1343,11 @@
             <w:tcW w:w="3117" w:type="dxa"/>
           </w:tcPr>
           <w:p>
-            <w:pPr>
-              <w:rPr>
-                <w:rFonts w:hint="eastAsia"/>
-              </w:rPr>
-            </w:pPr>
-            <w:r>
-              <w:rPr>
-                <w:rFonts w:hint="eastAsia"/>
-              </w:rPr>
-              <w:t>9.6</w:t>
-            </w:r>
-            <w:r>
-              <w:rPr>
-                <w:rFonts w:hint="eastAsia"/>
-              </w:rPr>
-              <w:t>%</w:t>
+            <w:r>
+              <w:rPr>
+                <w:rFonts w:hint="eastAsia"/>
+              </w:rPr>
+              <w:t>9.6%</w:t>
             </w:r>
           </w:p>
         </w:tc>
@@ -1872,11 +1361,6 @@
             <w:tcW w:w="3116" w:type="dxa"/>
           </w:tcPr>
           <w:p>
-            <w:pPr>
-              <w:rPr>
-                <w:rFonts w:hint="eastAsia"/>
-              </w:rPr>
-            </w:pPr>
             <w:r>
               <w:rPr>
                 <w:rFonts w:hint="eastAsia"/>
@@ -1890,11 +1374,6 @@
             <w:tcW w:w="3117" w:type="dxa"/>
           </w:tcPr>
           <w:p>
-            <w:pPr>
-              <w:rPr>
-                <w:rFonts w:hint="eastAsia"/>
-              </w:rPr>
-            </w:pPr>
             <w:r>
               <w:rPr>
                 <w:rFonts w:hint="eastAsia"/>
@@ -1908,11 +1387,6 @@
             <w:tcW w:w="3117" w:type="dxa"/>
           </w:tcPr>
           <w:p>
-            <w:pPr>
-              <w:rPr>
-                <w:rFonts w:hint="eastAsia"/>
-              </w:rPr>
-            </w:pPr>
             <w:r>
               <w:rPr>
                 <w:rFonts w:hint="eastAsia"/>
@@ -2018,7 +1492,6 @@
           <w:p>
             <w:pPr>
               <w:rPr>
-                <w:rFonts w:hint="eastAsia"/>
                 <w:b/>
                 <w:bCs/>
               </w:rPr>
@@ -2041,7 +1514,6 @@
           <w:p>
             <w:pPr>
               <w:rPr>
-                <w:rFonts w:hint="eastAsia"/>
                 <w:b/>
                 <w:bCs/>
               </w:rPr>
@@ -2064,7 +1536,6 @@
           <w:p>
             <w:pPr>
               <w:rPr>
-                <w:rFonts w:hint="eastAsia"/>
                 <w:b/>
                 <w:bCs/>
               </w:rPr>
@@ -2093,11 +1564,6 @@
             <w:tcW w:w="2263" w:type="dxa"/>
           </w:tcPr>
           <w:p>
-            <w:pPr>
-              <w:rPr>
-                <w:rFonts w:hint="eastAsia"/>
-              </w:rPr>
-            </w:pPr>
             <w:r>
               <w:rPr>
                 <w:rFonts w:hint="eastAsia"/>
@@ -2111,11 +1577,6 @@
             <w:tcW w:w="3402" w:type="dxa"/>
           </w:tcPr>
           <w:p>
-            <w:pPr>
-              <w:rPr>
-                <w:rFonts w:hint="eastAsia"/>
-              </w:rPr>
-            </w:pPr>
             <w:r>
               <w:rPr>
                 <w:rFonts w:hint="eastAsia"/>
@@ -2129,11 +1590,6 @@
             <w:tcW w:w="3686" w:type="dxa"/>
           </w:tcPr>
           <w:p>
-            <w:pPr>
-              <w:rPr>
-                <w:rFonts w:hint="eastAsia"/>
-              </w:rPr>
-            </w:pPr>
             <w:r>
               <w:rPr>
                 <w:rFonts w:hint="eastAsia"/>
@@ -2170,11 +1626,6 @@
             <w:tcW w:w="2263" w:type="dxa"/>
           </w:tcPr>
           <w:p>
-            <w:pPr>
-              <w:rPr>
-                <w:rFonts w:hint="eastAsia"/>
-              </w:rPr>
-            </w:pPr>
             <w:r>
               <w:rPr>
                 <w:rFonts w:hint="eastAsia"/>
@@ -2188,11 +1639,6 @@
             <w:tcW w:w="3402" w:type="dxa"/>
           </w:tcPr>
           <w:p>
-            <w:pPr>
-              <w:rPr>
-                <w:rFonts w:hint="eastAsia"/>
-              </w:rPr>
-            </w:pPr>
             <w:r>
               <w:rPr>
                 <w:rFonts w:hint="eastAsia"/>
@@ -2206,11 +1652,6 @@
             <w:tcW w:w="3686" w:type="dxa"/>
           </w:tcPr>
           <w:p>
-            <w:pPr>
-              <w:rPr>
-                <w:rFonts w:hint="eastAsia"/>
-              </w:rPr>
-            </w:pPr>
             <w:r>
               <w:rPr>
                 <w:rFonts w:hint="eastAsia"/>
@@ -2235,11 +1676,6 @@
             <w:tcW w:w="2263" w:type="dxa"/>
           </w:tcPr>
           <w:p>
-            <w:pPr>
-              <w:rPr>
-                <w:rFonts w:hint="eastAsia"/>
-              </w:rPr>
-            </w:pPr>
             <w:r>
               <w:rPr>
                 <w:rFonts w:hint="eastAsia"/>
@@ -2261,11 +1697,6 @@
             <w:tcW w:w="3402" w:type="dxa"/>
           </w:tcPr>
           <w:p>
-            <w:pPr>
-              <w:rPr>
-                <w:rFonts w:hint="eastAsia"/>
-              </w:rPr>
-            </w:pPr>
             <w:r>
               <w:rPr>
                 <w:rFonts w:hint="eastAsia"/>
@@ -2279,11 +1710,6 @@
             <w:tcW w:w="3686" w:type="dxa"/>
           </w:tcPr>
           <w:p>
-            <w:pPr>
-              <w:rPr>
-                <w:rFonts w:hint="eastAsia"/>
-              </w:rPr>
-            </w:pPr>
             <w:r>
               <w:rPr>
                 <w:rFonts w:hint="eastAsia"/>
@@ -2302,11 +1728,6 @@
             <w:tcW w:w="2263" w:type="dxa"/>
           </w:tcPr>
           <w:p>
-            <w:pPr>
-              <w:rPr>
-                <w:rFonts w:hint="eastAsia"/>
-              </w:rPr>
-            </w:pPr>
             <w:r>
               <w:rPr>
                 <w:rFonts w:hint="eastAsia"/>
@@ -2320,11 +1741,6 @@
             <w:tcW w:w="3402" w:type="dxa"/>
           </w:tcPr>
           <w:p>
-            <w:pPr>
-              <w:rPr>
-                <w:rFonts w:hint="eastAsia"/>
-              </w:rPr>
-            </w:pPr>
             <w:r>
               <w:rPr>
                 <w:rFonts w:hint="eastAsia"/>
@@ -2338,11 +1754,6 @@
             <w:tcW w:w="3686" w:type="dxa"/>
           </w:tcPr>
           <w:p>
-            <w:pPr>
-              <w:rPr>
-                <w:rFonts w:hint="eastAsia"/>
-              </w:rPr>
-            </w:pPr>
             <w:r>
               <w:rPr>
                 <w:rFonts w:hint="eastAsia"/>
@@ -2373,11 +1784,6 @@
             <w:tcW w:w="2263" w:type="dxa"/>
           </w:tcPr>
           <w:p>
-            <w:pPr>
-              <w:rPr>
-                <w:rFonts w:hint="eastAsia"/>
-              </w:rPr>
-            </w:pPr>
             <w:r>
               <w:rPr>
                 <w:rFonts w:hint="eastAsia"/>
@@ -2399,11 +1805,6 @@
             <w:tcW w:w="3402" w:type="dxa"/>
           </w:tcPr>
           <w:p>
-            <w:pPr>
-              <w:rPr>
-                <w:rFonts w:hint="eastAsia"/>
-              </w:rPr>
-            </w:pPr>
             <w:r>
               <w:rPr>
                 <w:rFonts w:hint="eastAsia"/>
@@ -2417,28 +1818,11 @@
             <w:tcW w:w="3686" w:type="dxa"/>
           </w:tcPr>
           <w:p>
-            <w:pPr>
-              <w:rPr>
-                <w:rFonts w:hint="eastAsia"/>
-              </w:rPr>
-            </w:pPr>
-            <w:r>
-              <w:rPr>
-                <w:rFonts w:hint="eastAsia"/>
-              </w:rPr>
-              <w:t xml:space="preserve">Topic: Almost </w:t>
-            </w:r>
-            <w:r>
-              <w:rPr>
-                <w:rFonts w:hint="eastAsia"/>
-              </w:rPr>
-              <w:t>related to</w:t>
-            </w:r>
-            <w:r>
-              <w:rPr>
-                <w:rFonts w:hint="eastAsia"/>
-              </w:rPr>
-              <w:t xml:space="preserve"> AI using experience, posting defense over favoring AI over human, or </w:t>
+            <w:r>
+              <w:rPr>
+                <w:rFonts w:hint="eastAsia"/>
+              </w:rPr>
+              <w:t xml:space="preserve">Topic: Almost related to AI using experience, posting defense over favoring AI over human, or </w:t>
             </w:r>
             <w:r>
               <w:t>technical</w:t>
@@ -2474,9 +1858,6 @@
     <w:p>
       <w:pPr>
         <w:pStyle w:val="3"/>
-        <w:rPr>
-          <w:rFonts w:hint="eastAsia"/>
-        </w:rPr>
       </w:pPr>
       <w:r>
         <w:rPr>
@@ -2505,7 +1886,6 @@
           <w:p>
             <w:pPr>
               <w:rPr>
-                <w:rFonts w:hint="eastAsia"/>
                 <w:b/>
                 <w:bCs/>
               </w:rPr>
@@ -2528,7 +1908,6 @@
           <w:p>
             <w:pPr>
               <w:rPr>
-                <w:rFonts w:hint="eastAsia"/>
                 <w:b/>
                 <w:bCs/>
               </w:rPr>
@@ -2539,39 +1918,7 @@
                 <w:b/>
                 <w:bCs/>
               </w:rPr>
-              <w:t xml:space="preserve">Homogeneous </w:t>
-            </w:r>
-            <w:r>
-              <w:rPr>
-                <w:rFonts w:hint="eastAsia"/>
-                <w:b/>
-                <w:bCs/>
-              </w:rPr>
-              <w:t>WITHIN community</w:t>
-            </w:r>
-            <w:r>
-              <w:rPr>
-                <w:rFonts w:hint="eastAsia"/>
-                <w:b/>
-                <w:bCs/>
-              </w:rPr>
-              <w:t xml:space="preserve"> or not (Y/N</w:t>
-            </w:r>
-            <w:r>
-              <w:rPr>
-                <w:rFonts w:hint="eastAsia"/>
-                <w:b/>
-                <w:bCs/>
-              </w:rPr>
-              <w:t>: in what aspect</w:t>
-            </w:r>
-            <w:r>
-              <w:rPr>
-                <w:rFonts w:hint="eastAsia"/>
-                <w:b/>
-                <w:bCs/>
-              </w:rPr>
-              <w:t>)</w:t>
+              <w:t>Homogeneous WITHIN community or not (Y/N: in what aspect)</w:t>
             </w:r>
           </w:p>
         </w:tc>
@@ -2583,7 +1930,6 @@
           <w:p>
             <w:pPr>
               <w:rPr>
-                <w:rFonts w:hint="eastAsia"/>
                 <w:b/>
                 <w:bCs/>
               </w:rPr>
@@ -2594,23 +1940,7 @@
                 <w:b/>
                 <w:bCs/>
               </w:rPr>
-              <w:t>Homogeneous</w:t>
-            </w:r>
-            <w:r>
-              <w:rPr>
-                <w:rFonts w:hint="eastAsia"/>
-                <w:b/>
-                <w:bCs/>
-              </w:rPr>
-              <w:t xml:space="preserve"> ACROSS</w:t>
-            </w:r>
-            <w:r>
-              <w:rPr>
-                <w:rFonts w:hint="eastAsia"/>
-                <w:b/>
-                <w:bCs/>
-              </w:rPr>
-              <w:t xml:space="preserve"> community or not (Y/N: in what aspect)</w:t>
+              <w:t>Homogeneous ACROSS community or not (Y/N: in what aspect)</w:t>
             </w:r>
           </w:p>
         </w:tc>
@@ -2621,11 +1951,6 @@
             <w:tcW w:w="1838" w:type="dxa"/>
           </w:tcPr>
           <w:p>
-            <w:pPr>
-              <w:rPr>
-                <w:rFonts w:hint="eastAsia"/>
-              </w:rPr>
-            </w:pPr>
             <w:r>
               <w:rPr>
                 <w:rFonts w:hint="eastAsia"/>
@@ -2646,11 +1971,6 @@
             <w:tcW w:w="3827" w:type="dxa"/>
           </w:tcPr>
           <w:p>
-            <w:pPr>
-              <w:rPr>
-                <w:rFonts w:hint="eastAsia"/>
-              </w:rPr>
-            </w:pPr>
             <w:r>
               <w:rPr>
                 <w:rFonts w:hint="eastAsia"/>
@@ -2664,11 +1984,6 @@
             <w:tcW w:w="3686" w:type="dxa"/>
           </w:tcPr>
           <w:p>
-            <w:pPr>
-              <w:rPr>
-                <w:rFonts w:hint="eastAsia"/>
-              </w:rPr>
-            </w:pPr>
             <w:r>
               <w:rPr>
                 <w:rFonts w:hint="eastAsia"/>
@@ -2728,11 +2043,6 @@
             <w:tcW w:w="1838" w:type="dxa"/>
           </w:tcPr>
           <w:p>
-            <w:pPr>
-              <w:rPr>
-                <w:rFonts w:hint="eastAsia"/>
-              </w:rPr>
-            </w:pPr>
             <w:r>
               <w:rPr>
                 <w:rFonts w:hint="eastAsia"/>
@@ -2746,11 +2056,6 @@
             <w:tcW w:w="3827" w:type="dxa"/>
           </w:tcPr>
           <w:p>
-            <w:pPr>
-              <w:rPr>
-                <w:rFonts w:hint="eastAsia"/>
-              </w:rPr>
-            </w:pPr>
             <w:r>
               <w:rPr>
                 <w:rFonts w:hint="eastAsia"/>
@@ -2764,11 +2069,6 @@
             <w:tcW w:w="3686" w:type="dxa"/>
           </w:tcPr>
           <w:p>
-            <w:pPr>
-              <w:rPr>
-                <w:rFonts w:hint="eastAsia"/>
-              </w:rPr>
-            </w:pPr>
             <w:r>
               <w:rPr>
                 <w:rFonts w:hint="eastAsia"/>
@@ -2785,19 +2085,7 @@
               <w:rPr>
                 <w:rFonts w:hint="eastAsia"/>
               </w:rPr>
-              <w:t xml:space="preserve">: </w:t>
-            </w:r>
-            <w:r>
-              <w:rPr>
-                <w:rFonts w:hint="eastAsia"/>
-              </w:rPr>
-              <w:t>All express the wish to stop seeking reassurance from AI</w:t>
-            </w:r>
-            <w:r>
-              <w:rPr>
-                <w:rFonts w:hint="eastAsia"/>
-              </w:rPr>
-              <w:t xml:space="preserve"> (</w:t>
+              <w:t>: All express the wish to stop seeking reassurance from AI (</w:t>
             </w:r>
             <w:r>
               <w:t>only</w:t>
@@ -2820,13 +2108,7 @@
               <w:rPr>
                 <w:rFonts w:hint="eastAsia"/>
               </w:rPr>
-              <w:t xml:space="preserve"> and r/Anxiety</w:t>
-            </w:r>
-            <w:r>
-              <w:rPr>
-                <w:rFonts w:hint="eastAsia"/>
-              </w:rPr>
-              <w:t>)</w:t>
+              <w:t xml:space="preserve"> and r/Anxiety)</w:t>
             </w:r>
           </w:p>
         </w:tc>
@@ -2840,11 +2122,6 @@
             <w:tcW w:w="1838" w:type="dxa"/>
           </w:tcPr>
           <w:p>
-            <w:pPr>
-              <w:rPr>
-                <w:rFonts w:hint="eastAsia"/>
-              </w:rPr>
-            </w:pPr>
             <w:r>
               <w:rPr>
                 <w:rFonts w:hint="eastAsia"/>
@@ -2858,11 +2135,6 @@
             <w:tcW w:w="3827" w:type="dxa"/>
           </w:tcPr>
           <w:p>
-            <w:pPr>
-              <w:rPr>
-                <w:rFonts w:hint="eastAsia"/>
-              </w:rPr>
-            </w:pPr>
             <w:r>
               <w:rPr>
                 <w:rFonts w:hint="eastAsia"/>
@@ -2882,11 +2154,6 @@
             <w:tcW w:w="3686" w:type="dxa"/>
           </w:tcPr>
           <w:p>
-            <w:pPr>
-              <w:rPr>
-                <w:rFonts w:hint="eastAsia"/>
-              </w:rPr>
-            </w:pPr>
             <w:r>
               <w:rPr>
                 <w:rFonts w:hint="eastAsia"/>
@@ -2911,11 +2178,6 @@
             <w:tcW w:w="1838" w:type="dxa"/>
           </w:tcPr>
           <w:p>
-            <w:pPr>
-              <w:rPr>
-                <w:rFonts w:hint="eastAsia"/>
-              </w:rPr>
-            </w:pPr>
             <w:r>
               <w:rPr>
                 <w:rFonts w:hint="eastAsia"/>
@@ -2929,11 +2191,6 @@
             <w:tcW w:w="3827" w:type="dxa"/>
           </w:tcPr>
           <w:p>
-            <w:pPr>
-              <w:rPr>
-                <w:rFonts w:hint="eastAsia"/>
-              </w:rPr>
-            </w:pPr>
             <w:r>
               <w:rPr>
                 <w:rFonts w:hint="eastAsia"/>
@@ -2947,28 +2204,11 @@
             <w:tcW w:w="3686" w:type="dxa"/>
           </w:tcPr>
           <w:p>
-            <w:pPr>
-              <w:rPr>
-                <w:rFonts w:hint="eastAsia"/>
-              </w:rPr>
-            </w:pPr>
-            <w:r>
-              <w:rPr>
-                <w:rFonts w:hint="eastAsia"/>
-              </w:rPr>
-              <w:t>Hard to say: Probably a</w:t>
-            </w:r>
-            <w:r>
-              <w:rPr>
-                <w:rFonts w:hint="eastAsia"/>
-              </w:rPr>
-              <w:t>ll express the wish to stop seeking reassurance from AI (</w:t>
-            </w:r>
-            <w:r>
-              <w:rPr>
-                <w:rFonts w:hint="eastAsia"/>
-              </w:rPr>
-              <w:t xml:space="preserve">probably </w:t>
+            <w:r>
+              <w:rPr>
+                <w:rFonts w:hint="eastAsia"/>
+              </w:rPr>
+              <w:t xml:space="preserve">Hard to say: Probably all express the wish to stop seeking reassurance from AI (probably </w:t>
             </w:r>
             <w:r>
               <w:t>only</w:t>
@@ -3005,11 +2245,6 @@
             <w:tcW w:w="1838" w:type="dxa"/>
           </w:tcPr>
           <w:p>
-            <w:pPr>
-              <w:rPr>
-                <w:rFonts w:hint="eastAsia"/>
-              </w:rPr>
-            </w:pPr>
             <w:r>
               <w:rPr>
                 <w:rFonts w:hint="eastAsia"/>
@@ -3023,11 +2258,6 @@
             <w:tcW w:w="3827" w:type="dxa"/>
           </w:tcPr>
           <w:p>
-            <w:pPr>
-              <w:rPr>
-                <w:rFonts w:hint="eastAsia"/>
-              </w:rPr>
-            </w:pPr>
             <w:r>
               <w:rPr>
                 <w:rFonts w:hint="eastAsia"/>
@@ -3041,28 +2271,11 @@
             <w:tcW w:w="3686" w:type="dxa"/>
           </w:tcPr>
           <w:p>
-            <w:pPr>
-              <w:rPr>
-                <w:rFonts w:hint="eastAsia"/>
-              </w:rPr>
-            </w:pPr>
-            <w:r>
-              <w:rPr>
-                <w:rFonts w:hint="eastAsia"/>
-              </w:rPr>
-              <w:t xml:space="preserve">Hard to say: Probably all express the wish to stop seeking </w:t>
-            </w:r>
-            <w:r>
-              <w:rPr>
-                <w:rFonts w:hint="eastAsia"/>
-              </w:rPr>
-              <w:t>information</w:t>
-            </w:r>
-            <w:r>
-              <w:rPr>
-                <w:rFonts w:hint="eastAsia"/>
-              </w:rPr>
-              <w:t xml:space="preserve"> from AI (probably </w:t>
+            <w:r>
+              <w:rPr>
+                <w:rFonts w:hint="eastAsia"/>
+              </w:rPr>
+              <w:t xml:space="preserve">Hard to say: Probably all express the wish to stop seeking information from AI (probably </w:t>
             </w:r>
             <w:r>
               <w:t>only</w:t>
@@ -3123,7 +2336,6 @@
           <w:p>
             <w:pPr>
               <w:rPr>
-                <w:rFonts w:hint="eastAsia"/>
                 <w:b/>
                 <w:bCs/>
               </w:rPr>
@@ -3146,7 +2358,6 @@
           <w:p>
             <w:pPr>
               <w:rPr>
-                <w:rFonts w:hint="eastAsia"/>
                 <w:b/>
                 <w:bCs/>
               </w:rPr>
@@ -3169,7 +2380,6 @@
           <w:p>
             <w:pPr>
               <w:rPr>
-                <w:rFonts w:hint="eastAsia"/>
                 <w:b/>
                 <w:bCs/>
               </w:rPr>
@@ -3191,11 +2401,6 @@
             <w:tcW w:w="1838" w:type="dxa"/>
           </w:tcPr>
           <w:p>
-            <w:pPr>
-              <w:rPr>
-                <w:rFonts w:hint="eastAsia"/>
-              </w:rPr>
-            </w:pPr>
             <w:r>
               <w:rPr>
                 <w:rFonts w:hint="eastAsia"/>
@@ -3209,11 +2414,6 @@
             <w:tcW w:w="3827" w:type="dxa"/>
           </w:tcPr>
           <w:p>
-            <w:pPr>
-              <w:rPr>
-                <w:rFonts w:hint="eastAsia"/>
-              </w:rPr>
-            </w:pPr>
             <w:r>
               <w:rPr>
                 <w:rFonts w:hint="eastAsia"/>
@@ -3227,11 +2427,6 @@
             <w:tcW w:w="3686" w:type="dxa"/>
           </w:tcPr>
           <w:p>
-            <w:pPr>
-              <w:rPr>
-                <w:rFonts w:hint="eastAsia"/>
-              </w:rPr>
-            </w:pPr>
             <w:r>
               <w:rPr>
                 <w:rFonts w:hint="eastAsia"/>
@@ -3250,11 +2445,6 @@
             <w:tcW w:w="1838" w:type="dxa"/>
           </w:tcPr>
           <w:p>
-            <w:pPr>
-              <w:rPr>
-                <w:rFonts w:hint="eastAsia"/>
-              </w:rPr>
-            </w:pPr>
             <w:r>
               <w:rPr>
                 <w:rFonts w:hint="eastAsia"/>
@@ -3268,11 +2458,6 @@
             <w:tcW w:w="3827" w:type="dxa"/>
           </w:tcPr>
           <w:p>
-            <w:pPr>
-              <w:rPr>
-                <w:rFonts w:hint="eastAsia"/>
-              </w:rPr>
-            </w:pPr>
             <w:r>
               <w:rPr>
                 <w:rFonts w:hint="eastAsia"/>
@@ -3286,11 +2471,6 @@
             <w:tcW w:w="3686" w:type="dxa"/>
           </w:tcPr>
           <w:p>
-            <w:pPr>
-              <w:rPr>
-                <w:rFonts w:hint="eastAsia"/>
-              </w:rPr>
-            </w:pPr>
             <w:r>
               <w:rPr>
                 <w:rFonts w:hint="eastAsia"/>
@@ -3305,9 +2485,6 @@
     <w:p>
       <w:pPr>
         <w:pStyle w:val="3"/>
-        <w:rPr>
-          <w:rFonts w:hint="eastAsia"/>
-        </w:rPr>
       </w:pPr>
       <w:r>
         <w:rPr>
@@ -3336,7 +2513,6 @@
           <w:p>
             <w:pPr>
               <w:rPr>
-                <w:rFonts w:hint="eastAsia"/>
                 <w:b/>
                 <w:bCs/>
               </w:rPr>
@@ -3359,7 +2535,6 @@
           <w:p>
             <w:pPr>
               <w:rPr>
-                <w:rFonts w:hint="eastAsia"/>
                 <w:b/>
                 <w:bCs/>
               </w:rPr>
@@ -3382,7 +2557,6 @@
           <w:p>
             <w:pPr>
               <w:rPr>
-                <w:rFonts w:hint="eastAsia"/>
                 <w:b/>
                 <w:bCs/>
               </w:rPr>
@@ -3404,11 +2578,6 @@
             <w:tcW w:w="1838" w:type="dxa"/>
           </w:tcPr>
           <w:p>
-            <w:pPr>
-              <w:rPr>
-                <w:rFonts w:hint="eastAsia"/>
-              </w:rPr>
-            </w:pPr>
             <w:r>
               <w:rPr>
                 <w:rFonts w:hint="eastAsia"/>
@@ -3422,11 +2591,6 @@
             <w:tcW w:w="3827" w:type="dxa"/>
           </w:tcPr>
           <w:p>
-            <w:pPr>
-              <w:rPr>
-                <w:rFonts w:hint="eastAsia"/>
-              </w:rPr>
-            </w:pPr>
             <w:r>
               <w:rPr>
                 <w:rFonts w:hint="eastAsia"/>
@@ -3440,11 +2604,6 @@
             <w:tcW w:w="3686" w:type="dxa"/>
           </w:tcPr>
           <w:p>
-            <w:pPr>
-              <w:rPr>
-                <w:rFonts w:hint="eastAsia"/>
-              </w:rPr>
-            </w:pPr>
             <w:r>
               <w:rPr>
                 <w:rFonts w:hint="eastAsia"/>
@@ -3463,11 +2622,6 @@
             <w:tcW w:w="1838" w:type="dxa"/>
           </w:tcPr>
           <w:p>
-            <w:pPr>
-              <w:rPr>
-                <w:rFonts w:hint="eastAsia"/>
-              </w:rPr>
-            </w:pPr>
             <w:r>
               <w:rPr>
                 <w:rFonts w:hint="eastAsia"/>
@@ -3481,11 +2635,6 @@
             <w:tcW w:w="3827" w:type="dxa"/>
           </w:tcPr>
           <w:p>
-            <w:pPr>
-              <w:rPr>
-                <w:rFonts w:hint="eastAsia"/>
-              </w:rPr>
-            </w:pPr>
             <w:r>
               <w:rPr>
                 <w:rFonts w:hint="eastAsia"/>
@@ -3513,11 +2662,6 @@
             <w:tcW w:w="3686" w:type="dxa"/>
           </w:tcPr>
           <w:p>
-            <w:pPr>
-              <w:rPr>
-                <w:rFonts w:hint="eastAsia"/>
-              </w:rPr>
-            </w:pPr>
             <w:r>
               <w:rPr>
                 <w:rFonts w:hint="eastAsia"/>
@@ -3550,11 +2694,6 @@
             <w:tcW w:w="1838" w:type="dxa"/>
           </w:tcPr>
           <w:p>
-            <w:pPr>
-              <w:rPr>
-                <w:rFonts w:hint="eastAsia"/>
-              </w:rPr>
-            </w:pPr>
             <w:r>
               <w:rPr>
                 <w:rFonts w:hint="eastAsia"/>
@@ -3568,11 +2707,6 @@
             <w:tcW w:w="3827" w:type="dxa"/>
           </w:tcPr>
           <w:p>
-            <w:pPr>
-              <w:rPr>
-                <w:rFonts w:hint="eastAsia"/>
-              </w:rPr>
-            </w:pPr>
             <w:r>
               <w:rPr>
                 <w:rFonts w:hint="eastAsia"/>
@@ -3586,11 +2720,6 @@
             <w:tcW w:w="3686" w:type="dxa"/>
           </w:tcPr>
           <w:p>
-            <w:pPr>
-              <w:rPr>
-                <w:rFonts w:hint="eastAsia"/>
-              </w:rPr>
-            </w:pPr>
             <w:r>
               <w:rPr>
                 <w:rFonts w:hint="eastAsia"/>
@@ -3633,7 +2762,6 @@
           <w:p>
             <w:pPr>
               <w:rPr>
-                <w:rFonts w:hint="eastAsia"/>
                 <w:b/>
                 <w:bCs/>
               </w:rPr>
@@ -3656,7 +2784,6 @@
           <w:p>
             <w:pPr>
               <w:rPr>
-                <w:rFonts w:hint="eastAsia"/>
                 <w:b/>
                 <w:bCs/>
               </w:rPr>
@@ -3679,7 +2806,6 @@
           <w:p>
             <w:pPr>
               <w:rPr>
-                <w:rFonts w:hint="eastAsia"/>
                 <w:b/>
                 <w:bCs/>
               </w:rPr>
@@ -3701,11 +2827,6 @@
             <w:tcW w:w="1838" w:type="dxa"/>
           </w:tcPr>
           <w:p>
-            <w:pPr>
-              <w:rPr>
-                <w:rFonts w:hint="eastAsia"/>
-              </w:rPr>
-            </w:pPr>
             <w:r>
               <w:rPr>
                 <w:rFonts w:hint="eastAsia"/>
@@ -3720,22 +2841,11 @@
             <w:tcW w:w="3827" w:type="dxa"/>
           </w:tcPr>
           <w:p>
-            <w:pPr>
-              <w:rPr>
-                <w:rFonts w:hint="eastAsia"/>
-              </w:rPr>
-            </w:pPr>
-            <w:r>
-              <w:rPr>
-                <w:rFonts w:hint="eastAsia"/>
-              </w:rPr>
-              <w:t>N</w:t>
-            </w:r>
-            <w:r>
-              <w:rPr>
-                <w:rFonts w:hint="eastAsia"/>
-              </w:rPr>
-              <w:t xml:space="preserve">: </w:t>
+            <w:r>
+              <w:rPr>
+                <w:rFonts w:hint="eastAsia"/>
+              </w:rPr>
+              <w:t xml:space="preserve">N: </w:t>
             </w:r>
             <w:r>
               <w:rPr>
@@ -3750,11 +2860,6 @@
             <w:tcW w:w="3686" w:type="dxa"/>
           </w:tcPr>
           <w:p>
-            <w:pPr>
-              <w:rPr>
-                <w:rFonts w:hint="eastAsia"/>
-              </w:rPr>
-            </w:pPr>
             <w:r>
               <w:rPr>
                 <w:rFonts w:hint="eastAsia"/>
@@ -3773,11 +2878,6 @@
             <w:tcW w:w="1838" w:type="dxa"/>
           </w:tcPr>
           <w:p>
-            <w:pPr>
-              <w:rPr>
-                <w:rFonts w:hint="eastAsia"/>
-              </w:rPr>
-            </w:pPr>
             <w:r>
               <w:rPr>
                 <w:rFonts w:hint="eastAsia"/>
@@ -3791,11 +2891,6 @@
             <w:tcW w:w="3827" w:type="dxa"/>
           </w:tcPr>
           <w:p>
-            <w:pPr>
-              <w:rPr>
-                <w:rFonts w:hint="eastAsia"/>
-              </w:rPr>
-            </w:pPr>
             <w:r>
               <w:rPr>
                 <w:rFonts w:hint="eastAsia"/>
@@ -3824,11 +2919,6 @@
             <w:tcW w:w="3686" w:type="dxa"/>
           </w:tcPr>
           <w:p>
-            <w:pPr>
-              <w:rPr>
-                <w:rFonts w:hint="eastAsia"/>
-              </w:rPr>
-            </w:pPr>
             <w:r>
               <w:rPr>
                 <w:rFonts w:hint="eastAsia"/>
@@ -3856,11 +2946,6 @@
             <w:tcW w:w="1838" w:type="dxa"/>
           </w:tcPr>
           <w:p>
-            <w:pPr>
-              <w:rPr>
-                <w:rFonts w:hint="eastAsia"/>
-              </w:rPr>
-            </w:pPr>
             <w:r>
               <w:rPr>
                 <w:rFonts w:hint="eastAsia"/>
@@ -3874,11 +2959,6 @@
             <w:tcW w:w="3827" w:type="dxa"/>
           </w:tcPr>
           <w:p>
-            <w:pPr>
-              <w:rPr>
-                <w:rFonts w:hint="eastAsia"/>
-              </w:rPr>
-            </w:pPr>
             <w:r>
               <w:rPr>
                 <w:rFonts w:hint="eastAsia"/>
@@ -3892,11 +2972,6 @@
             <w:tcW w:w="3686" w:type="dxa"/>
           </w:tcPr>
           <w:p>
-            <w:pPr>
-              <w:rPr>
-                <w:rFonts w:hint="eastAsia"/>
-              </w:rPr>
-            </w:pPr>
             <w:r>
               <w:rPr>
                 <w:rFonts w:hint="eastAsia"/>
@@ -3911,9 +2986,6 @@
     <w:p>
       <w:pPr>
         <w:pStyle w:val="3"/>
-        <w:rPr>
-          <w:rFonts w:hint="eastAsia"/>
-        </w:rPr>
       </w:pPr>
       <w:r>
         <w:rPr>
@@ -3942,7 +3014,6 @@
           <w:p>
             <w:pPr>
               <w:rPr>
-                <w:rFonts w:hint="eastAsia"/>
                 <w:b/>
                 <w:bCs/>
               </w:rPr>
@@ -3965,7 +3036,6 @@
           <w:p>
             <w:pPr>
               <w:rPr>
-                <w:rFonts w:hint="eastAsia"/>
                 <w:b/>
                 <w:bCs/>
               </w:rPr>
@@ -3988,7 +3058,6 @@
           <w:p>
             <w:pPr>
               <w:rPr>
-                <w:rFonts w:hint="eastAsia"/>
                 <w:b/>
                 <w:bCs/>
               </w:rPr>
@@ -4010,11 +3079,6 @@
             <w:tcW w:w="1838" w:type="dxa"/>
           </w:tcPr>
           <w:p>
-            <w:pPr>
-              <w:rPr>
-                <w:rFonts w:hint="eastAsia"/>
-              </w:rPr>
-            </w:pPr>
             <w:r>
               <w:rPr>
                 <w:rFonts w:hint="eastAsia"/>
@@ -4028,22 +3092,11 @@
             <w:tcW w:w="3827" w:type="dxa"/>
           </w:tcPr>
           <w:p>
-            <w:pPr>
-              <w:rPr>
-                <w:rFonts w:hint="eastAsia"/>
-              </w:rPr>
-            </w:pPr>
-            <w:r>
-              <w:rPr>
-                <w:rFonts w:hint="eastAsia"/>
-              </w:rPr>
-              <w:t xml:space="preserve">N: </w:t>
-            </w:r>
-            <w:r>
-              <w:rPr>
-                <w:rFonts w:hint="eastAsia"/>
-              </w:rPr>
-              <w:t>Favoring AI over human to the extent of defensing for it.</w:t>
+            <w:r>
+              <w:rPr>
+                <w:rFonts w:hint="eastAsia"/>
+              </w:rPr>
+              <w:t>N: Favoring AI over human to the extent of defensing for it.</w:t>
             </w:r>
           </w:p>
         </w:tc>
@@ -4052,11 +3105,6 @@
             <w:tcW w:w="3686" w:type="dxa"/>
           </w:tcPr>
           <w:p>
-            <w:pPr>
-              <w:rPr>
-                <w:rFonts w:hint="eastAsia"/>
-              </w:rPr>
-            </w:pPr>
             <w:r>
               <w:rPr>
                 <w:rFonts w:hint="eastAsia"/>
@@ -4075,11 +3123,6 @@
             <w:tcW w:w="1838" w:type="dxa"/>
           </w:tcPr>
           <w:p>
-            <w:pPr>
-              <w:rPr>
-                <w:rFonts w:hint="eastAsia"/>
-              </w:rPr>
-            </w:pPr>
             <w:r>
               <w:rPr>
                 <w:rFonts w:hint="eastAsia"/>
@@ -4093,11 +3136,6 @@
             <w:tcW w:w="3827" w:type="dxa"/>
           </w:tcPr>
           <w:p>
-            <w:pPr>
-              <w:rPr>
-                <w:rFonts w:hint="eastAsia"/>
-              </w:rPr>
-            </w:pPr>
             <w:r>
               <w:rPr>
                 <w:rFonts w:hint="eastAsia"/>
@@ -4120,11 +3158,6 @@
             <w:tcW w:w="3686" w:type="dxa"/>
           </w:tcPr>
           <w:p>
-            <w:pPr>
-              <w:rPr>
-                <w:rFonts w:hint="eastAsia"/>
-              </w:rPr>
-            </w:pPr>
             <w:r>
               <w:rPr>
                 <w:rFonts w:hint="eastAsia"/>
@@ -4138,13 +3171,7 @@
               <w:rPr>
                 <w:rFonts w:hint="eastAsia"/>
               </w:rPr>
-              <w:t xml:space="preserve">. </w:t>
-            </w:r>
-            <w:r>
-              <w:rPr>
-                <w:rFonts w:hint="eastAsia"/>
-              </w:rPr>
-              <w:t>All related to using experience.</w:t>
+              <w:t>. All related to using experience.</w:t>
             </w:r>
           </w:p>
         </w:tc>
@@ -4158,11 +3185,6 @@
             <w:tcW w:w="1838" w:type="dxa"/>
           </w:tcPr>
           <w:p>
-            <w:pPr>
-              <w:rPr>
-                <w:rFonts w:hint="eastAsia"/>
-              </w:rPr>
-            </w:pPr>
             <w:r>
               <w:rPr>
                 <w:rFonts w:hint="eastAsia"/>
@@ -4176,11 +3198,6 @@
             <w:tcW w:w="3827" w:type="dxa"/>
           </w:tcPr>
           <w:p>
-            <w:pPr>
-              <w:rPr>
-                <w:rFonts w:hint="eastAsia"/>
-              </w:rPr>
-            </w:pPr>
             <w:r>
               <w:rPr>
                 <w:rFonts w:hint="eastAsia"/>
@@ -4194,11 +3211,6 @@
             <w:tcW w:w="3686" w:type="dxa"/>
           </w:tcPr>
           <w:p>
-            <w:pPr>
-              <w:rPr>
-                <w:rFonts w:hint="eastAsia"/>
-              </w:rPr>
-            </w:pPr>
             <w:r>
               <w:rPr>
                 <w:rFonts w:hint="eastAsia"/>
@@ -4217,11 +3229,6 @@
             <w:tcW w:w="1838" w:type="dxa"/>
           </w:tcPr>
           <w:p>
-            <w:pPr>
-              <w:rPr>
-                <w:rFonts w:hint="eastAsia"/>
-              </w:rPr>
-            </w:pPr>
             <w:r>
               <w:rPr>
                 <w:rFonts w:hint="eastAsia"/>
@@ -4235,11 +3242,6 @@
             <w:tcW w:w="3827" w:type="dxa"/>
           </w:tcPr>
           <w:p>
-            <w:pPr>
-              <w:rPr>
-                <w:rFonts w:hint="eastAsia"/>
-              </w:rPr>
-            </w:pPr>
             <w:r>
               <w:rPr>
                 <w:rFonts w:hint="eastAsia"/>
@@ -4253,16 +3255,20 @@
               <w:rPr>
                 <w:rFonts w:hint="eastAsia"/>
               </w:rPr>
-              <w:t xml:space="preserve"> AI at the </w:t>
-            </w:r>
-            <w:proofErr w:type="spellStart"/>
-            <w:r>
-              <w:rPr>
-                <w:rFonts w:hint="eastAsia"/>
-              </w:rPr>
-              <w:t>sametime</w:t>
-            </w:r>
-            <w:proofErr w:type="spellEnd"/>
+              <w:t xml:space="preserve"> AI at the same</w:t>
+            </w:r>
+            <w:r>
+              <w:rPr>
+                <w:rFonts w:hint="eastAsia"/>
+              </w:rPr>
+              <w:t xml:space="preserve"> </w:t>
+            </w:r>
+            <w:r>
+              <w:rPr>
+                <w:rFonts w:hint="eastAsia"/>
+              </w:rPr>
+              <w:t>time</w:t>
+            </w:r>
           </w:p>
         </w:tc>
         <w:tc>
@@ -4270,11 +3276,6 @@
             <w:tcW w:w="3686" w:type="dxa"/>
           </w:tcPr>
           <w:p>
-            <w:pPr>
-              <w:rPr>
-                <w:rFonts w:hint="eastAsia"/>
-              </w:rPr>
-            </w:pPr>
             <w:r>
               <w:rPr>
                 <w:rFonts w:hint="eastAsia"/>
@@ -4288,20 +3289,25 @@
               <w:rPr>
                 <w:rFonts w:hint="eastAsia"/>
               </w:rPr>
-              <w:t xml:space="preserve"> AI at the </w:t>
-            </w:r>
-            <w:proofErr w:type="spellStart"/>
-            <w:r>
-              <w:rPr>
-                <w:rFonts w:hint="eastAsia"/>
-              </w:rPr>
-              <w:t>sametime</w:t>
-            </w:r>
-            <w:proofErr w:type="spellEnd"/>
+              <w:t xml:space="preserve"> AI at the same</w:t>
+            </w:r>
+            <w:r>
+              <w:rPr>
+                <w:rFonts w:hint="eastAsia"/>
+              </w:rPr>
+              <w:t xml:space="preserve"> </w:t>
+            </w:r>
+            <w:r>
+              <w:rPr>
+                <w:rFonts w:hint="eastAsia"/>
+              </w:rPr>
+              <w:t>time</w:t>
+            </w:r>
           </w:p>
         </w:tc>
       </w:tr>
     </w:tbl>
+    <w:p/>
     <w:p>
       <w:pPr>
         <w:rPr>
@@ -4927,6 +3933,7 @@
   <w:style w:type="character" w:default="1" w:styleId="a0">
     <w:name w:val="Default Paragraph Font"/>
     <w:uiPriority w:val="1"/>
+    <w:semiHidden/>
     <w:unhideWhenUsed/>
   </w:style>
   <w:style w:type="table" w:default="1" w:styleId="a1">
